--- a/CURRENT_IMPLEMENTATION_STATUS.docx
+++ b/CURRENT_IMPLEMENTATION_STATUS.docx
@@ -259,19 +259,19 @@
               <w:jc w:val="left"/>
             </w:pPr>
             <w:r>
-              <w:t xml:space="preserve">Treinos, comunicados (admin), painel do treinador reconstruído</w:t>
-            </w:r>
-          </w:p>
-        </w:tc>
-        <w:tc>
-          <w:tcPr/>
-          <w:p>
-            <w:pPr>
-              <w:pStyle w:val="Compact"/>
-              <w:jc w:val="left"/>
-            </w:pPr>
-            <w:r>
-              <w:t xml:space="preserve">⏳ Pendente</w:t>
+              <w:t xml:space="preserve">Painel do treinador reconstruído, edição de treinos/comunicados, gestão de membros + redesign visual premium (Fable 5)</w:t>
+            </w:r>
+          </w:p>
+        </w:tc>
+        <w:tc>
+          <w:tcPr/>
+          <w:p>
+            <w:pPr>
+              <w:pStyle w:val="Compact"/>
+              <w:jc w:val="left"/>
+            </w:pPr>
+            <w:r>
+              <w:t xml:space="preserve">✅ Concluído</w:t>
             </w:r>
           </w:p>
         </w:tc>
@@ -334,7 +334,7 @@
         <w:t xml:space="preserve"> </w:t>
       </w:r>
       <w:r>
-        <w:t xml:space="preserve">as validações dos Blocos 1 e 2 foram feitas via build/typecheck/lint (zero erros) e renderização das rotas em modo dev. O</w:t>
+        <w:t xml:space="preserve">as validações dos Blocos 1, 2 e 3 foram feitas via build/typecheck/lint (zero erros) e renderização das rotas em modo dev. O</w:t>
       </w:r>
       <w:r>
         <w:t xml:space="preserve"> </w:t>
@@ -896,7 +896,7 @@
               <w:jc w:val="left"/>
             </w:pPr>
             <w:r>
-              <w:t xml:space="preserve">Build limpo, 23 rotas geradas.</w:t>
+              <w:t xml:space="preserve">Build limpo, 24 rotas geradas.</w:t>
             </w:r>
           </w:p>
         </w:tc>
@@ -1399,16 +1399,28 @@
               <w:jc w:val="left"/>
             </w:pPr>
             <w:r>
-              <w:t xml:space="preserve">Off-white</w:t>
-            </w:r>
-            <w:r>
-              <w:t xml:space="preserve"> </w:t>
-            </w:r>
-            <w:r>
-              <w:rPr>
-                <w:rStyle w:val="VerbatimChar"/>
-              </w:rPr>
-              <w:t xml:space="preserve">#F9F7F5</w:t>
+              <w:t xml:space="preserve">Paleta premium (Bloco 3): off-white</w:t>
+            </w:r>
+            <w:r>
+              <w:t xml:space="preserve"> </w:t>
+            </w:r>
+            <w:r>
+              <w:rPr>
+                <w:rStyle w:val="VerbatimChar"/>
+              </w:rPr>
+              <w:t xml:space="preserve">#F7F4EF</w:t>
+            </w:r>
+            <w:r>
+              <w:t xml:space="preserve">, carbono</w:t>
+            </w:r>
+            <w:r>
+              <w:t xml:space="preserve"> </w:t>
+            </w:r>
+            <w:r>
+              <w:rPr>
+                <w:rStyle w:val="VerbatimChar"/>
+              </w:rPr>
+              <w:t xml:space="preserve">#171717</w:t>
             </w:r>
             <w:r>
               <w:t xml:space="preserve">, vermelho</w:t>
@@ -1435,6 +1447,18 @@
               <w:t xml:space="preserve">#16A34A</w:t>
             </w:r>
             <w:r>
+              <w:t xml:space="preserve">, laranja</w:t>
+            </w:r>
+            <w:r>
+              <w:t xml:space="preserve"> </w:t>
+            </w:r>
+            <w:r>
+              <w:rPr>
+                <w:rStyle w:val="VerbatimChar"/>
+              </w:rPr>
+              <w:t xml:space="preserve">#F97316</w:t>
+            </w:r>
+            <w:r>
               <w:t xml:space="preserve"> </w:t>
             </w:r>
             <w:r>
@@ -1467,7 +1491,7 @@
               <w:jc w:val="left"/>
             </w:pPr>
             <w:r>
-              <w:t xml:space="preserve">Tipografia (Inter + Barlow Condensed)</w:t>
+              <w:t xml:space="preserve">Tipografia (Bebas Neue + Oswald + Inter)</w:t>
             </w:r>
           </w:p>
         </w:tc>
@@ -1491,7 +1515,7 @@
               <w:jc w:val="left"/>
             </w:pPr>
             <w:r>
-              <w:t xml:space="preserve">Unificada; config morta (Outfit) removida no Bloco 1.</w:t>
+              <w:t xml:space="preserve">Redesenhada no Bloco 3: Bebas Neue (display), Oswald (rótulos/navegação), Inter (corpo). Barlow Condensed removida.</w:t>
             </w:r>
           </w:p>
         </w:tc>
@@ -1586,6 +1610,30 @@
               <w:t xml:space="preserve">Section</w:t>
             </w:r>
             <w:r>
+              <w:t xml:space="preserve">,</w:t>
+            </w:r>
+            <w:r>
+              <w:t xml:space="preserve"> </w:t>
+            </w:r>
+            <w:r>
+              <w:rPr>
+                <w:rStyle w:val="VerbatimChar"/>
+              </w:rPr>
+              <w:t xml:space="preserve">Toaster</w:t>
+            </w:r>
+            <w:r>
+              <w:t xml:space="preserve">,</w:t>
+            </w:r>
+            <w:r>
+              <w:t xml:space="preserve"> </w:t>
+            </w:r>
+            <w:r>
+              <w:rPr>
+                <w:rStyle w:val="VerbatimChar"/>
+              </w:rPr>
+              <w:t xml:space="preserve">ConfirmDialog</w:t>
+            </w:r>
+            <w:r>
               <w:t xml:space="preserve">)</w:t>
             </w:r>
           </w:p>
@@ -1622,6 +1670,71 @@
               <w:t xml:space="preserve">components/ui/</w:t>
             </w:r>
             <w:r>
+              <w:t xml:space="preserve">;</w:t>
+            </w:r>
+            <w:r>
+              <w:t xml:space="preserve"> </w:t>
+            </w:r>
+            <w:r>
+              <w:rPr>
+                <w:rStyle w:val="VerbatimChar"/>
+              </w:rPr>
+              <w:t xml:space="preserve">Section</w:t>
+            </w:r>
+            <w:r>
+              <w:t xml:space="preserve"> </w:t>
+            </w:r>
+            <w:r>
+              <w:t xml:space="preserve">com kicker numerado e variante escura; toasts e diálogo de confirmação adicionados no Bloco 3.</w:t>
+            </w:r>
+          </w:p>
+        </w:tc>
+      </w:tr>
+      <w:tr>
+        <w:tc>
+          <w:tcPr/>
+          <w:p>
+            <w:pPr>
+              <w:pStyle w:val="Compact"/>
+              <w:jc w:val="left"/>
+            </w:pPr>
+            <w:r>
+              <w:t xml:space="preserve">Animações/utilitários</w:t>
+            </w:r>
+          </w:p>
+        </w:tc>
+        <w:tc>
+          <w:tcPr/>
+          <w:p>
+            <w:pPr>
+              <w:pStyle w:val="Compact"/>
+              <w:jc w:val="left"/>
+            </w:pPr>
+            <w:r>
+              <w:t xml:space="preserve">🟢 Concluído</w:t>
+            </w:r>
+          </w:p>
+        </w:tc>
+        <w:tc>
+          <w:tcPr/>
+          <w:p>
+            <w:pPr>
+              <w:pStyle w:val="Compact"/>
+              <w:jc w:val="left"/>
+            </w:pPr>
+            <w:r>
+              <w:t xml:space="preserve">Definidos no</w:t>
+            </w:r>
+            <w:r>
+              <w:t xml:space="preserve"> </w:t>
+            </w:r>
+            <w:r>
+              <w:rPr>
+                <w:rStyle w:val="VerbatimChar"/>
+              </w:rPr>
+              <w:t xml:space="preserve">globals.css</w:t>
+            </w:r>
+            <w:r>
               <w:t xml:space="preserve">.</w:t>
             </w:r>
           </w:p>
@@ -1636,7 +1749,7 @@
               <w:jc w:val="left"/>
             </w:pPr>
             <w:r>
-              <w:t xml:space="preserve">Animações/utilitários</w:t>
+              <w:t xml:space="preserve">Consistência de fontes</w:t>
             </w:r>
           </w:p>
         </w:tc>
@@ -1660,57 +1773,7 @@
               <w:jc w:val="left"/>
             </w:pPr>
             <w:r>
-              <w:t xml:space="preserve">Definidos no</w:t>
-            </w:r>
-            <w:r>
-              <w:t xml:space="preserve"> </w:t>
-            </w:r>
-            <w:r>
-              <w:rPr>
-                <w:rStyle w:val="VerbatimChar"/>
-              </w:rPr>
-              <w:t xml:space="preserve">globals.css</w:t>
-            </w:r>
-            <w:r>
-              <w:t xml:space="preserve">.</w:t>
-            </w:r>
-          </w:p>
-        </w:tc>
-      </w:tr>
-      <w:tr>
-        <w:tc>
-          <w:tcPr/>
-          <w:p>
-            <w:pPr>
-              <w:pStyle w:val="Compact"/>
-              <w:jc w:val="left"/>
-            </w:pPr>
-            <w:r>
-              <w:t xml:space="preserve">Consistência de fontes</w:t>
-            </w:r>
-          </w:p>
-        </w:tc>
-        <w:tc>
-          <w:tcPr/>
-          <w:p>
-            <w:pPr>
-              <w:pStyle w:val="Compact"/>
-              <w:jc w:val="left"/>
-            </w:pPr>
-            <w:r>
-              <w:t xml:space="preserve">🟢 Concluído</w:t>
-            </w:r>
-          </w:p>
-        </w:tc>
-        <w:tc>
-          <w:tcPr/>
-          <w:p>
-            <w:pPr>
-              <w:pStyle w:val="Compact"/>
-              <w:jc w:val="left"/>
-            </w:pPr>
-            <w:r>
-              <w:t xml:space="preserve">Barlow Condensed (títulos) + Inter (texto).</w:t>
+              <w:t xml:space="preserve">Bebas Neue (títulos) + Oswald (rótulos) + Inter (texto) em todo o app.</w:t>
             </w:r>
           </w:p>
         </w:tc>
@@ -1827,7 +1890,22 @@
               <w:jc w:val="left"/>
             </w:pPr>
             <w:r>
-              <w:t xml:space="preserve">Reconstruída com dados oficiais; estatísticas reais (desde 2015, ~200 atletas, +200 corridas).</w:t>
+              <w:t xml:space="preserve">Redesenhada no padrão editorial premium: hero</w:t>
+            </w:r>
+            <w:r>
+              <w:t xml:space="preserve"> </w:t>
+            </w:r>
+            <w:r>
+              <w:t xml:space="preserve">“</w:t>
+            </w:r>
+            <w:r>
+              <w:t xml:space="preserve">Corra com propósito. Evolua em equipe.</w:t>
+            </w:r>
+            <w:r>
+              <w:t xml:space="preserve">”</w:t>
+            </w:r>
+            <w:r>
+              <w:t xml:space="preserve">, faixa de estatísticas em carbono, seções numeradas. Dados oficiais (desde 2015, ~200 atletas, +200 corridas).</w:t>
             </w:r>
           </w:p>
         </w:tc>
@@ -1874,7 +1952,7 @@
               <w:jc w:val="left"/>
             </w:pPr>
             <w:r>
-              <w:t xml:space="preserve">Conteúdo oficial; design system aplicado.</w:t>
+              <w:t xml:space="preserve">Redesenhada: kickers numerados, faixa de stats carbono, bio do Robson Alves (CREF 119911-G/SP, World Athletics nível 1).</w:t>
             </w:r>
           </w:p>
         </w:tc>
@@ -1921,7 +1999,22 @@
               <w:jc w:val="left"/>
             </w:pPr>
             <w:r>
-              <w:t xml:space="preserve">Bio do Robson Alves (CREF 119911-G/SP, World Athletics nível 1).</w:t>
+              <w:t xml:space="preserve">Rota legado — redireciona para</w:t>
+            </w:r>
+            <w:r>
+              <w:t xml:space="preserve"> </w:t>
+            </w:r>
+            <w:r>
+              <w:rPr>
+                <w:rStyle w:val="VerbatimChar"/>
+              </w:rPr>
+              <w:t xml:space="preserve">/sobre</w:t>
+            </w:r>
+            <w:r>
+              <w:t xml:space="preserve"> </w:t>
+            </w:r>
+            <w:r>
+              <w:t xml:space="preserve">(conteúdo consolidado).</w:t>
             </w:r>
           </w:p>
         </w:tc>
@@ -2015,7 +2108,19 @@
               <w:jc w:val="left"/>
             </w:pPr>
             <w:r>
-              <w:t xml:space="preserve">Contraste corrigido.</w:t>
+              <w:t xml:space="preserve">Rota legado — redireciona para</w:t>
+            </w:r>
+            <w:r>
+              <w:t xml:space="preserve"> </w:t>
+            </w:r>
+            <w:r>
+              <w:rPr>
+                <w:rStyle w:val="VerbatimChar"/>
+              </w:rPr>
+              <w:t xml:space="preserve">/galeria</w:t>
+            </w:r>
+            <w:r>
+              <w:t xml:space="preserve">.</w:t>
             </w:r>
           </w:p>
         </w:tc>
@@ -2100,7 +2205,7 @@
               <w:jc w:val="left"/>
             </w:pPr>
             <w:r>
-              <w:t xml:space="preserve">Navegação por rotas reais; sem âncoras quebradas.</w:t>
+              <w:t xml:space="preserve">Header carbono fixo (logo exige fundo escuro); navegação por rotas reais.</w:t>
             </w:r>
           </w:p>
         </w:tc>
@@ -2138,7 +2243,7 @@
               <w:jc w:val="left"/>
             </w:pPr>
             <w:r>
-              <w:t xml:space="preserve">Consistente; Instagram oficial</w:t>
+              <w:t xml:space="preserve">Rodapé carbono consistente; Instagram oficial</w:t>
             </w:r>
             <w:r>
               <w:t xml:space="preserve"> </w:t>
@@ -3732,19 +3837,28 @@
               <w:jc w:val="left"/>
             </w:pPr>
             <w:r>
-              <w:t xml:space="preserve">⚫ Ausente</w:t>
-            </w:r>
-          </w:p>
-        </w:tc>
-        <w:tc>
-          <w:tcPr/>
-          <w:p>
-            <w:pPr>
-              <w:pStyle w:val="Compact"/>
-              <w:jc w:val="left"/>
-            </w:pPr>
-            <w:r>
-              <w:t xml:space="preserve">Previsto para o Bloco 3.</w:t>
+              <w:t xml:space="preserve">🟢 Concluído</w:t>
+            </w:r>
+          </w:p>
+        </w:tc>
+        <w:tc>
+          <w:tcPr/>
+          <w:p>
+            <w:pPr>
+              <w:pStyle w:val="Compact"/>
+              <w:jc w:val="left"/>
+            </w:pPr>
+            <w:r>
+              <w:rPr>
+                <w:rStyle w:val="VerbatimChar"/>
+              </w:rPr>
+              <w:t xml:space="preserve">updateWorkout</w:t>
+            </w:r>
+            <w:r>
+              <w:t xml:space="preserve"> </w:t>
+            </w:r>
+            <w:r>
+              <w:t xml:space="preserve">com validação; modal de edição pré-preenchido no painel admin.</w:t>
             </w:r>
           </w:p>
         </w:tc>
@@ -3975,19 +4089,28 @@
               <w:jc w:val="left"/>
             </w:pPr>
             <w:r>
-              <w:t xml:space="preserve">⚫ Ausente</w:t>
-            </w:r>
-          </w:p>
-        </w:tc>
-        <w:tc>
-          <w:tcPr/>
-          <w:p>
-            <w:pPr>
-              <w:pStyle w:val="Compact"/>
-              <w:jc w:val="left"/>
-            </w:pPr>
-            <w:r>
-              <w:t xml:space="preserve">Previsto para o Bloco 3.</w:t>
+              <w:t xml:space="preserve">🟢 Concluído</w:t>
+            </w:r>
+          </w:p>
+        </w:tc>
+        <w:tc>
+          <w:tcPr/>
+          <w:p>
+            <w:pPr>
+              <w:pStyle w:val="Compact"/>
+              <w:jc w:val="left"/>
+            </w:pPr>
+            <w:r>
+              <w:rPr>
+                <w:rStyle w:val="VerbatimChar"/>
+              </w:rPr>
+              <w:t xml:space="preserve">updateAnnouncement</w:t>
+            </w:r>
+            <w:r>
+              <w:t xml:space="preserve"> </w:t>
+            </w:r>
+            <w:r>
+              <w:t xml:space="preserve">com validação; modal de edição no painel admin.</w:t>
             </w:r>
           </w:p>
         </w:tc>
@@ -4233,19 +4356,19 @@
               <w:jc w:val="left"/>
             </w:pPr>
             <w:r>
-              <w:t xml:space="preserve">🔵 Parcial</w:t>
-            </w:r>
-          </w:p>
-        </w:tc>
-        <w:tc>
-          <w:tcPr/>
-          <w:p>
-            <w:pPr>
-              <w:pStyle w:val="Compact"/>
-              <w:jc w:val="left"/>
-            </w:pPr>
-            <w:r>
-              <w:t xml:space="preserve">Funcional, mas com estilo divergente (CSS inline). Reconstrução no Bloco 3.</w:t>
+              <w:t xml:space="preserve">🟢 Concluído</w:t>
+            </w:r>
+          </w:p>
+        </w:tc>
+        <w:tc>
+          <w:tcPr/>
+          <w:p>
+            <w:pPr>
+              <w:pStyle w:val="Compact"/>
+              <w:jc w:val="left"/>
+            </w:pPr>
+            <w:r>
+              <w:t xml:space="preserve">Reconstruído no design system: cards de contadores por tipo e ações rápidas.</w:t>
             </w:r>
           </w:p>
         </w:tc>
@@ -4271,19 +4394,28 @@
               <w:jc w:val="left"/>
             </w:pPr>
             <w:r>
-              <w:t xml:space="preserve">🔵 Parcial</w:t>
-            </w:r>
-          </w:p>
-        </w:tc>
-        <w:tc>
-          <w:tcPr/>
-          <w:p>
-            <w:pPr>
-              <w:pStyle w:val="Compact"/>
-              <w:jc w:val="left"/>
-            </w:pPr>
-            <w:r>
-              <w:t xml:space="preserve">Create/delete ok; falta edição (Bloco 3).</w:t>
+              <w:t xml:space="preserve">🟢 Concluído</w:t>
+            </w:r>
+          </w:p>
+        </w:tc>
+        <w:tc>
+          <w:tcPr/>
+          <w:p>
+            <w:pPr>
+              <w:pStyle w:val="Compact"/>
+              <w:jc w:val="left"/>
+            </w:pPr>
+            <w:r>
+              <w:t xml:space="preserve">Criar, editar e excluir; busca, filtro por nível, confirmação e toasts (</w:t>
+            </w:r>
+            <w:r>
+              <w:rPr>
+                <w:rStyle w:val="VerbatimChar"/>
+              </w:rPr>
+              <w:t xml:space="preserve">WorkoutsManager</w:t>
+            </w:r>
+            <w:r>
+              <w:t xml:space="preserve">).</w:t>
             </w:r>
           </w:p>
         </w:tc>
@@ -4309,19 +4441,28 @@
               <w:jc w:val="left"/>
             </w:pPr>
             <w:r>
-              <w:t xml:space="preserve">🔵 Parcial</w:t>
-            </w:r>
-          </w:p>
-        </w:tc>
-        <w:tc>
-          <w:tcPr/>
-          <w:p>
-            <w:pPr>
-              <w:pStyle w:val="Compact"/>
-              <w:jc w:val="left"/>
-            </w:pPr>
-            <w:r>
-              <w:t xml:space="preserve">Create/delete ok; falta edição (Bloco 3).</w:t>
+              <w:t xml:space="preserve">🟢 Concluído</w:t>
+            </w:r>
+          </w:p>
+        </w:tc>
+        <w:tc>
+          <w:tcPr/>
+          <w:p>
+            <w:pPr>
+              <w:pStyle w:val="Compact"/>
+              <w:jc w:val="left"/>
+            </w:pPr>
+            <w:r>
+              <w:t xml:space="preserve">Criar, editar e excluir; busca, confirmação e toasts (</w:t>
+            </w:r>
+            <w:r>
+              <w:rPr>
+                <w:rStyle w:val="VerbatimChar"/>
+              </w:rPr>
+              <w:t xml:space="preserve">AnnouncementsManager</w:t>
+            </w:r>
+            <w:r>
+              <w:t xml:space="preserve">).</w:t>
             </w:r>
           </w:p>
         </w:tc>
@@ -4365,6 +4506,24 @@
               <w:t xml:space="preserve">/admin/membros</w:t>
             </w:r>
             <w:r>
+              <w:t xml:space="preserve"> </w:t>
+            </w:r>
+            <w:r>
+              <w:t xml:space="preserve">com busca, badges de papel e link</w:t>
+            </w:r>
+            <w:r>
+              <w:t xml:space="preserve"> </w:t>
+            </w:r>
+            <w:r>
+              <w:t xml:space="preserve">“</w:t>
+            </w:r>
+            <w:r>
+              <w:t xml:space="preserve">Ver perfil</w:t>
+            </w:r>
+            <w:r>
+              <w:t xml:space="preserve">”</w:t>
+            </w:r>
+            <w:r>
               <w:t xml:space="preserve">.</w:t>
             </w:r>
           </w:p>
@@ -4409,7 +4568,10 @@
               <w:t xml:space="preserve">toggleAdminRole</w:t>
             </w:r>
             <w:r>
-              <w:t xml:space="preserve">.</w:t>
+              <w:t xml:space="preserve"> </w:t>
+            </w:r>
+            <w:r>
+              <w:t xml:space="preserve">com confirmação, toasts e proteção contra auto-alteração.</w:t>
             </w:r>
           </w:p>
         </w:tc>
@@ -4447,7 +4609,22 @@
               <w:jc w:val="left"/>
             </w:pPr>
             <w:r>
-              <w:t xml:space="preserve">Policy DELETE em</w:t>
+              <w:t xml:space="preserve">Com</w:t>
+            </w:r>
+            <w:r>
+              <w:t xml:space="preserve"> </w:t>
+            </w:r>
+            <w:r>
+              <w:rPr>
+                <w:rStyle w:val="VerbatimChar"/>
+              </w:rPr>
+              <w:t xml:space="preserve">ConfirmDialog</w:t>
+            </w:r>
+            <w:r>
+              <w:t xml:space="preserve"> </w:t>
+            </w:r>
+            <w:r>
+              <w:t xml:space="preserve">+ toast; proteção contra auto-remoção. Policy DELETE em</w:t>
             </w:r>
             <w:r>
               <w:t xml:space="preserve"> </w:t>
@@ -4462,7 +4639,7 @@
               <w:t xml:space="preserve"> </w:t>
             </w:r>
             <w:r>
-              <w:t xml:space="preserve">adicionada na migration</w:t>
+              <w:t xml:space="preserve">(migration</w:t>
             </w:r>
             <w:r>
               <w:t xml:space="preserve"> </w:t>
@@ -4474,7 +4651,7 @@
               <w:t xml:space="preserve">0002</w:t>
             </w:r>
             <w:r>
-              <w:t xml:space="preserve">.</w:t>
+              <w:t xml:space="preserve">).</w:t>
             </w:r>
           </w:p>
         </w:tc>
@@ -4500,19 +4677,46 @@
               <w:jc w:val="left"/>
             </w:pPr>
             <w:r>
-              <w:t xml:space="preserve">🟠 Precisa reconstruir</w:t>
-            </w:r>
-          </w:p>
-        </w:tc>
-        <w:tc>
-          <w:tcPr/>
-          <w:p>
-            <w:pPr>
-              <w:pStyle w:val="Compact"/>
-              <w:jc w:val="left"/>
-            </w:pPr>
-            <w:r>
-              <w:t xml:space="preserve">CSS inline fora do design system — Bloco 3.</w:t>
+              <w:t xml:space="preserve">🟢 Concluído</w:t>
+            </w:r>
+          </w:p>
+        </w:tc>
+        <w:tc>
+          <w:tcPr/>
+          <w:p>
+            <w:pPr>
+              <w:pStyle w:val="Compact"/>
+              <w:jc w:val="left"/>
+            </w:pPr>
+            <w:r>
+              <w:t xml:space="preserve">Reescrito sem CSS inline: sidebar carbono, selo</w:t>
+            </w:r>
+            <w:r>
+              <w:t xml:space="preserve"> </w:t>
+            </w:r>
+            <w:r>
+              <w:t xml:space="preserve">“</w:t>
+            </w:r>
+            <w:r>
+              <w:t xml:space="preserve">Painel do Treinador</w:t>
+            </w:r>
+            <w:r>
+              <w:t xml:space="preserve">”</w:t>
+            </w:r>
+            <w:r>
+              <w:t xml:space="preserve">, nav mobile,</w:t>
+            </w:r>
+            <w:r>
+              <w:t xml:space="preserve"> </w:t>
+            </w:r>
+            <w:r>
+              <w:rPr>
+                <w:rStyle w:val="VerbatimChar"/>
+              </w:rPr>
+              <w:t xml:space="preserve">ToastProvider</w:t>
+            </w:r>
+            <w:r>
+              <w:t xml:space="preserve">, skeleton de loading.</w:t>
             </w:r>
           </w:p>
         </w:tc>
@@ -5238,7 +5442,7 @@
               <w:jc w:val="left"/>
             </w:pPr>
             <w:r>
-              <w:t xml:space="preserve">~55</w:t>
+              <w:t xml:space="preserve">~63</w:t>
             </w:r>
           </w:p>
         </w:tc>
@@ -5264,7 +5468,7 @@
               <w:jc w:val="left"/>
             </w:pPr>
             <w:r>
-              <w:t xml:space="preserve">~7</w:t>
+              <w:t xml:space="preserve">~4</w:t>
             </w:r>
           </w:p>
         </w:tc>
@@ -5368,7 +5572,7 @@
               <w:jc w:val="left"/>
             </w:pPr>
             <w:r>
-              <w:t xml:space="preserve">~5</w:t>
+              <w:t xml:space="preserve">~3</w:t>
             </w:r>
           </w:p>
         </w:tc>
@@ -5394,7 +5598,7 @@
               <w:jc w:val="left"/>
             </w:pPr>
             <w:r>
-              <w:t xml:space="preserve">~1</w:t>
+              <w:t xml:space="preserve">0</w:t>
             </w:r>
           </w:p>
         </w:tc>
@@ -5415,7 +5619,7 @@
         <w:t xml:space="preserve"> </w:t>
       </w:r>
       <w:r>
-        <w:t xml:space="preserve">após os Blocos 1 e 2, o</w:t>
+        <w:t xml:space="preserve">após os Blocos 1, 2 e 3, o</w:t>
       </w:r>
       <w:r>
         <w:t xml:space="preserve"> </w:t>
@@ -5431,7 +5635,7 @@
         <w:t xml:space="preserve"> </w:t>
       </w:r>
       <w:r>
-        <w:t xml:space="preserve">(zero erros de build, lint e typecheck), o</w:t>
+        <w:t xml:space="preserve">(zero erros de build, lint e typecheck, 24 rotas), o</w:t>
       </w:r>
       <w:r>
         <w:t xml:space="preserve"> </w:t>
@@ -5470,10 +5674,7 @@
         <w:t xml:space="preserve">área do aluno</w:t>
       </w:r>
       <w:r>
-        <w:t xml:space="preserve"> </w:t>
-      </w:r>
-      <w:r>
-        <w:t xml:space="preserve">e o</w:t>
+        <w:t xml:space="preserve">, o</w:t>
       </w:r>
       <w:r>
         <w:t xml:space="preserve"> </w:t>
@@ -5489,7 +5690,23 @@
         <w:t xml:space="preserve"> </w:t>
       </w:r>
       <w:r>
-        <w:t xml:space="preserve">estão</w:t>
+        <w:t xml:space="preserve">e o</w:t>
+      </w:r>
+      <w:r>
+        <w:t xml:space="preserve"> </w:t>
+      </w:r>
+      <w:r>
+        <w:rPr>
+          <w:bCs/>
+          <w:b/>
+        </w:rPr>
+        <w:t xml:space="preserve">painel do treinador</w:t>
+      </w:r>
+      <w:r>
+        <w:t xml:space="preserve"> </w:t>
+      </w:r>
+      <w:r>
+        <w:t xml:space="preserve">(CRUD completo, confirmações e toasts) estão</w:t>
       </w:r>
       <w:r>
         <w:t xml:space="preserve"> </w:t>
@@ -5502,7 +5719,10 @@
         <w:t xml:space="preserve">concluídos e alinhados ao schema</w:t>
       </w:r>
       <w:r>
-        <w:t xml:space="preserve">. Restam: o</w:t>
+        <w:t xml:space="preserve"> </w:t>
+      </w:r>
+      <w:r>
+        <w:t xml:space="preserve">— tudo já na</w:t>
       </w:r>
       <w:r>
         <w:t xml:space="preserve"> </w:t>
@@ -5512,13 +5732,13 @@
           <w:bCs/>
           <w:b/>
         </w:rPr>
-        <w:t xml:space="preserve">painel admin</w:t>
+        <w:t xml:space="preserve">identidade visual premium</w:t>
       </w:r>
       <w:r>
         <w:t xml:space="preserve"> </w:t>
       </w:r>
       <w:r>
-        <w:t xml:space="preserve">(funcional, mas a reconstruir no Bloco 3, com edição de treinos/comunicados) e a fase de</w:t>
+        <w:t xml:space="preserve">(off-white/carbono/vermelho, Bebas Neue + Oswald + Inter). Resta o</w:t>
       </w:r>
       <w:r>
         <w:t xml:space="preserve"> </w:t>
@@ -5528,13 +5748,13 @@
           <w:bCs/>
           <w:b/>
         </w:rPr>
-        <w:t xml:space="preserve">qualidade/deploy</w:t>
+        <w:t xml:space="preserve">Bloco 4</w:t>
       </w:r>
       <w:r>
         <w:t xml:space="preserve"> </w:t>
       </w:r>
       <w:r>
-        <w:t xml:space="preserve">(Bloco 4: boundaries de erro, testes, acessibilidade, desempenho, deploy na Vercel com credenciais reais do Supabase).</w:t>
+        <w:t xml:space="preserve">(qualidade/deploy: boundaries de erro, testes, acessibilidade, desempenho, deploy na Vercel com credenciais reais do Supabase — momento do teste ponta a ponta com o backend real).</w:t>
       </w:r>
     </w:p>
     <w:p>
